--- a/Aug 2026- HKMA Monthly Report - TI Section.docx
+++ b/Aug 2026- HKMA Monthly Report - TI Section.docx
@@ -5418,23 +5418,7 @@
                 <w:sz w:val="16"/>
                 <w:szCs w:val="16"/>
               </w:rPr>
-              <w:t xml:space="preserve">CVE-2026-59309, </w:t>
-            </w:r>
-            <w:r>
-              <w:rPr>
-                <w:rFonts w:asciiTheme="majorHAnsi" w:hAnsiTheme="majorHAnsi"/>
-                <w:sz w:val="16"/>
-                <w:szCs w:val="16"/>
-              </w:rPr>
-              <w:t>CVE-2026-593</w:t>
-            </w:r>
-            <w:r>
-              <w:rPr>
-                <w:rFonts w:asciiTheme="majorHAnsi" w:hAnsiTheme="majorHAnsi"/>
-                <w:sz w:val="16"/>
-                <w:szCs w:val="16"/>
-              </w:rPr>
-              <w:t>10</w:t>
+              <w:t>CVE-2026-59309, CVE-2026-59310</w:t>
             </w:r>
           </w:p>
         </w:tc>
@@ -6106,7 +6090,16 @@
                 <w:sz w:val="18"/>
                 <w:szCs w:val="18"/>
               </w:rPr>
-              <w:t>Confirm Remediated</w:t>
+              <w:t>Remediat</w:t>
+            </w:r>
+            <w:r>
+              <w:rPr>
+                <w:rFonts w:asciiTheme="majorHAnsi" w:hAnsiTheme="majorHAnsi"/>
+                <w:color w:val="FFFFFF" w:themeColor="background1"/>
+                <w:sz w:val="18"/>
+                <w:szCs w:val="18"/>
+              </w:rPr>
+              <w:t>ion Confirmed</w:t>
             </w:r>
           </w:p>
         </w:tc>
@@ -6633,28 +6626,7 @@
                 <w:sz w:val="16"/>
                 <w:szCs w:val="16"/>
               </w:rPr>
-              <w:t>U</w:t>
-            </w:r>
-            <w:r>
-              <w:rPr>
-                <w:sz w:val="16"/>
-                <w:szCs w:val="16"/>
-              </w:rPr>
-              <w:t xml:space="preserve">pgraded </w:t>
-            </w:r>
-            <w:r>
-              <w:rPr>
-                <w:sz w:val="16"/>
-                <w:szCs w:val="16"/>
-              </w:rPr>
-              <w:t xml:space="preserve">WordPress </w:t>
-            </w:r>
-            <w:r>
-              <w:rPr>
-                <w:sz w:val="16"/>
-                <w:szCs w:val="16"/>
-              </w:rPr>
-              <w:t>to 7.0.2</w:t>
+              <w:t>Upgraded WordPress to 7.0.2</w:t>
             </w:r>
           </w:p>
         </w:tc>
@@ -6749,16 +6721,7 @@
                 <w:szCs w:val="16"/>
                 <w:lang w:eastAsia="zh-CN"/>
               </w:rPr>
-              <w:t>Immediately upgrade all WordPress Core installations to version 6.8.6, 6.9.5, or 7.0.2 or later, as wp2shell combines CVE-2026-63030 (REST API route confusion) with CVE-2026-60137 (SQL injection) to allow attackers to execute arbitrary commands without any authentication</w:t>
-            </w:r>
-            <w:r>
-              <w:rPr>
-                <w:rFonts w:eastAsia="SimSun"/>
-                <w:sz w:val="16"/>
-                <w:szCs w:val="16"/>
-                <w:lang w:eastAsia="zh-CN"/>
-              </w:rPr>
-              <w:t>.</w:t>
+              <w:t>Immediately upgrade all WordPress Core installations to version 6.8.6, 6.9.5, or 7.0.2 or later, as wp2shell combines CVE-2026-63030 (REST API route confusion) with CVE-2026-60137 (SQL injection) to allow attackers to execute arbitrary commands without any authentication.</w:t>
             </w:r>
           </w:p>
         </w:tc>
@@ -6897,14 +6860,7 @@
                 <w:sz w:val="16"/>
                 <w:szCs w:val="16"/>
               </w:rPr>
-              <w:t>ServiceNow AI Platform</w:t>
-            </w:r>
-            <w:r>
-              <w:rPr>
-                <w:sz w:val="16"/>
-                <w:szCs w:val="16"/>
-              </w:rPr>
-              <w:t xml:space="preserve"> within OA Domain</w:t>
+              <w:t>ServiceNow AI Platform within OA Domain</w:t>
             </w:r>
           </w:p>
         </w:tc>
@@ -6987,34 +6943,41 @@
               <w:jc w:val="center"/>
               <w:cnfStyle w:val="000000000000" w:firstRow="0" w:lastRow="0" w:firstColumn="0" w:lastColumn="0" w:oddVBand="0" w:evenVBand="0" w:oddHBand="0" w:evenHBand="0" w:firstRowFirstColumn="0" w:firstRowLastColumn="0" w:lastRowFirstColumn="0" w:lastRowLastColumn="0"/>
               <w:rPr>
-                <w:rStyle w:val="ui-provider"/>
-                <w:sz w:val="16"/>
-                <w:szCs w:val="16"/>
-              </w:rPr>
-            </w:pPr>
-            <w:r>
-              <w:rPr>
-                <w:rStyle w:val="ui-provider"/>
                 <w:sz w:val="14"/>
                 <w:szCs w:val="14"/>
               </w:rPr>
-              <w:t xml:space="preserve">Yes - </w:t>
-            </w:r>
-            <w:r>
-              <w:rPr>
-                <w:rStyle w:val="ui-provider"/>
+            </w:pPr>
+            <w:r>
+              <w:rPr>
                 <w:sz w:val="14"/>
                 <w:szCs w:val="14"/>
               </w:rPr>
-              <w:t>Dev / UAT</w:t>
-            </w:r>
-            <w:r>
-              <w:rPr>
-                <w:rStyle w:val="ui-provider"/>
+              <w:t>Dev/UAT/Active Production:  Yes</w:t>
+            </w:r>
+            <w:r>
+              <w:rPr>
                 <w:sz w:val="14"/>
                 <w:szCs w:val="14"/>
               </w:rPr>
-              <w:t xml:space="preserve"> / Active Production Node</w:t>
+              <w:br/>
+            </w:r>
+          </w:p>
+          <w:p>
+            <w:pPr>
+              <w:jc w:val="center"/>
+              <w:cnfStyle w:val="000000000000" w:firstRow="0" w:lastRow="0" w:firstColumn="0" w:lastColumn="0" w:oddVBand="0" w:evenVBand="0" w:oddHBand="0" w:evenHBand="0" w:firstRowFirstColumn="0" w:firstRowLastColumn="0" w:lastRowFirstColumn="0" w:lastRowLastColumn="0"/>
+              <w:rPr>
+                <w:rStyle w:val="ui-provider"/>
+                <w:sz w:val="16"/>
+                <w:szCs w:val="16"/>
+              </w:rPr>
+            </w:pPr>
+            <w:r>
+              <w:rPr>
+                <w:sz w:val="14"/>
+                <w:szCs w:val="14"/>
+              </w:rPr>
+              <w:t>Passive Nodes/DR: No</w:t>
             </w:r>
           </w:p>
         </w:tc>
@@ -7045,43 +7008,7 @@
                 <w:szCs w:val="16"/>
                 <w:lang w:val="en-US" w:eastAsia="zh-CN"/>
               </w:rPr>
-              <w:t xml:space="preserve">Client ServiceNow AI Platform's non-internet-facing posture within the OA domain reduces exposure. </w:t>
-            </w:r>
-            <w:r>
-              <w:rPr>
-                <w:rFonts w:eastAsia="SimSun"/>
-                <w:sz w:val="16"/>
-                <w:szCs w:val="16"/>
-                <w:lang w:val="en-US" w:eastAsia="zh-CN"/>
-              </w:rPr>
-              <w:t>Still, w</w:t>
-            </w:r>
-            <w:r>
-              <w:rPr>
-                <w:rFonts w:eastAsia="SimSun"/>
-                <w:sz w:val="16"/>
-                <w:szCs w:val="16"/>
-                <w:lang w:val="en-US" w:eastAsia="zh-CN"/>
-              </w:rPr>
-              <w:t xml:space="preserve">e strongly recommend prioritizing the patch application </w:t>
-            </w:r>
-            <w:r>
-              <w:rPr>
-                <w:rFonts w:eastAsia="SimSun"/>
-                <w:sz w:val="16"/>
-                <w:szCs w:val="16"/>
-                <w:lang w:val="en-US" w:eastAsia="zh-CN"/>
-              </w:rPr>
-              <w:t>as soon as possible</w:t>
-            </w:r>
-            <w:r>
-              <w:rPr>
-                <w:rFonts w:eastAsia="SimSun"/>
-                <w:sz w:val="16"/>
-                <w:szCs w:val="16"/>
-                <w:lang w:val="en-US" w:eastAsia="zh-CN"/>
-              </w:rPr>
-              <w:t xml:space="preserve"> to mitigate the risk of insider threats or lateral movement attacks, as CVE-2026-6875 is actively being exploited in the wild.</w:t>
+              <w:t>Client ServiceNow AI Platform's non-internet-facing posture within the OA domain reduces exposure. Still, we strongly recommend prioritizing the patch application as soon as possible to mitigate the risk of insider threats or lateral movement attacks, as CVE-2026-6875 is actively being exploited in the wild.</w:t>
             </w:r>
           </w:p>
         </w:tc>
@@ -7269,38 +7196,41 @@
                 <w:szCs w:val="16"/>
                 <w:lang w:eastAsia="zh-CN"/>
               </w:rPr>
-              <w:t xml:space="preserve">1] </w:t>
-            </w:r>
-            <w:r>
+              <w:t xml:space="preserve">1] VIP VDI vCenter </w:t>
+            </w:r>
+          </w:p>
+          <w:p>
+            <w:pPr>
+              <w:pStyle w:val="BodyText"/>
+              <w:cnfStyle w:val="000000100000" w:firstRow="0" w:lastRow="0" w:firstColumn="0" w:lastColumn="0" w:oddVBand="0" w:evenVBand="0" w:oddHBand="1" w:evenHBand="0" w:firstRowFirstColumn="0" w:firstRowLastColumn="0" w:lastRowFirstColumn="0" w:lastRowLastColumn="0"/>
               <w:rPr>
                 <w:rFonts w:eastAsia="SimSun"/>
                 <w:sz w:val="16"/>
                 <w:szCs w:val="16"/>
                 <w:lang w:eastAsia="zh-CN"/>
               </w:rPr>
-              <w:t xml:space="preserve">VIP VDI vCenter </w:t>
-            </w:r>
-          </w:p>
-          <w:p>
-            <w:pPr>
-              <w:pStyle w:val="BodyText"/>
-              <w:cnfStyle w:val="000000100000" w:firstRow="0" w:lastRow="0" w:firstColumn="0" w:lastColumn="0" w:oddVBand="0" w:evenVBand="0" w:oddHBand="1" w:evenHBand="0" w:firstRowFirstColumn="0" w:firstRowLastColumn="0" w:lastRowFirstColumn="0" w:lastRowLastColumn="0"/>
+            </w:pPr>
+            <w:r>
               <w:rPr>
                 <w:rFonts w:eastAsia="SimSun"/>
                 <w:sz w:val="16"/>
                 <w:szCs w:val="16"/>
                 <w:lang w:eastAsia="zh-CN"/>
               </w:rPr>
-            </w:pPr>
-            <w:r>
+              <w:t>2] SWT vCenter</w:t>
+            </w:r>
+          </w:p>
+          <w:p>
+            <w:pPr>
+              <w:pStyle w:val="BodyText"/>
+              <w:cnfStyle w:val="000000100000" w:firstRow="0" w:lastRow="0" w:firstColumn="0" w:lastColumn="0" w:oddVBand="0" w:evenVBand="0" w:oddHBand="1" w:evenHBand="0" w:firstRowFirstColumn="0" w:firstRowLastColumn="0" w:lastRowFirstColumn="0" w:lastRowLastColumn="0"/>
               <w:rPr>
                 <w:rFonts w:eastAsia="SimSun"/>
                 <w:sz w:val="16"/>
                 <w:szCs w:val="16"/>
                 <w:lang w:eastAsia="zh-CN"/>
               </w:rPr>
-              <w:t xml:space="preserve">2] </w:t>
-            </w:r>
+            </w:pPr>
             <w:r>
               <w:rPr>
                 <w:rFonts w:eastAsia="SimSun"/>
@@ -7308,7 +7238,7 @@
                 <w:szCs w:val="16"/>
                 <w:lang w:eastAsia="zh-CN"/>
               </w:rPr>
-              <w:t>SWT vCenter</w:t>
+              <w:t xml:space="preserve">3] Private Cloud Management Domain vCenter </w:t>
             </w:r>
           </w:p>
           <w:p>
@@ -7329,38 +7259,41 @@
                 <w:szCs w:val="16"/>
                 <w:lang w:eastAsia="zh-CN"/>
               </w:rPr>
-              <w:t xml:space="preserve">3] </w:t>
-            </w:r>
-            <w:r>
+              <w:t>4] Workload-APP domain vCenter</w:t>
+            </w:r>
+          </w:p>
+          <w:p>
+            <w:pPr>
+              <w:pStyle w:val="BodyText"/>
+              <w:cnfStyle w:val="000000100000" w:firstRow="0" w:lastRow="0" w:firstColumn="0" w:lastColumn="0" w:oddVBand="0" w:evenVBand="0" w:oddHBand="1" w:evenHBand="0" w:firstRowFirstColumn="0" w:firstRowLastColumn="0" w:lastRowFirstColumn="0" w:lastRowLastColumn="0"/>
               <w:rPr>
                 <w:rFonts w:eastAsia="SimSun"/>
                 <w:sz w:val="16"/>
                 <w:szCs w:val="16"/>
                 <w:lang w:eastAsia="zh-CN"/>
               </w:rPr>
-              <w:t xml:space="preserve">Private Cloud Management Domain vCenter </w:t>
-            </w:r>
-          </w:p>
-          <w:p>
-            <w:pPr>
-              <w:pStyle w:val="BodyText"/>
-              <w:cnfStyle w:val="000000100000" w:firstRow="0" w:lastRow="0" w:firstColumn="0" w:lastColumn="0" w:oddVBand="0" w:evenVBand="0" w:oddHBand="1" w:evenHBand="0" w:firstRowFirstColumn="0" w:firstRowLastColumn="0" w:lastRowFirstColumn="0" w:lastRowLastColumn="0"/>
+            </w:pPr>
+            <w:r>
               <w:rPr>
                 <w:rFonts w:eastAsia="SimSun"/>
                 <w:sz w:val="16"/>
                 <w:szCs w:val="16"/>
                 <w:lang w:eastAsia="zh-CN"/>
               </w:rPr>
-            </w:pPr>
-            <w:r>
+              <w:t>5] Workload-DP vCenter</w:t>
+            </w:r>
+          </w:p>
+          <w:p>
+            <w:pPr>
+              <w:pStyle w:val="BodyText"/>
+              <w:cnfStyle w:val="000000100000" w:firstRow="0" w:lastRow="0" w:firstColumn="0" w:lastColumn="0" w:oddVBand="0" w:evenVBand="0" w:oddHBand="1" w:evenHBand="0" w:firstRowFirstColumn="0" w:firstRowLastColumn="0" w:lastRowFirstColumn="0" w:lastRowLastColumn="0"/>
               <w:rPr>
                 <w:rFonts w:eastAsia="SimSun"/>
                 <w:sz w:val="16"/>
                 <w:szCs w:val="16"/>
                 <w:lang w:eastAsia="zh-CN"/>
               </w:rPr>
-              <w:t xml:space="preserve">4] </w:t>
-            </w:r>
+            </w:pPr>
             <w:r>
               <w:rPr>
                 <w:rFonts w:eastAsia="SimSun"/>
@@ -7368,76 +7301,7 @@
                 <w:szCs w:val="16"/>
                 <w:lang w:eastAsia="zh-CN"/>
               </w:rPr>
-              <w:t>Workload-APP domain vCenter</w:t>
-            </w:r>
-          </w:p>
-          <w:p>
-            <w:pPr>
-              <w:pStyle w:val="BodyText"/>
-              <w:cnfStyle w:val="000000100000" w:firstRow="0" w:lastRow="0" w:firstColumn="0" w:lastColumn="0" w:oddVBand="0" w:evenVBand="0" w:oddHBand="1" w:evenHBand="0" w:firstRowFirstColumn="0" w:firstRowLastColumn="0" w:lastRowFirstColumn="0" w:lastRowLastColumn="0"/>
-              <w:rPr>
-                <w:rFonts w:eastAsia="SimSun"/>
-                <w:sz w:val="16"/>
-                <w:szCs w:val="16"/>
-                <w:lang w:eastAsia="zh-CN"/>
-              </w:rPr>
-            </w:pPr>
-            <w:r>
-              <w:rPr>
-                <w:rFonts w:eastAsia="SimSun"/>
-                <w:sz w:val="16"/>
-                <w:szCs w:val="16"/>
-                <w:lang w:eastAsia="zh-CN"/>
-              </w:rPr>
-              <w:t xml:space="preserve">5] </w:t>
-            </w:r>
-            <w:r>
-              <w:rPr>
-                <w:rFonts w:eastAsia="SimSun"/>
-                <w:sz w:val="16"/>
-                <w:szCs w:val="16"/>
-                <w:lang w:eastAsia="zh-CN"/>
-              </w:rPr>
-              <w:t>Workload-DP</w:t>
-            </w:r>
-            <w:r>
-              <w:rPr>
-                <w:rFonts w:eastAsia="SimSun"/>
-                <w:sz w:val="16"/>
-                <w:szCs w:val="16"/>
-                <w:lang w:eastAsia="zh-CN"/>
-              </w:rPr>
-              <w:t xml:space="preserve"> vCenter</w:t>
-            </w:r>
-          </w:p>
-          <w:p>
-            <w:pPr>
-              <w:pStyle w:val="BodyText"/>
-              <w:cnfStyle w:val="000000100000" w:firstRow="0" w:lastRow="0" w:firstColumn="0" w:lastColumn="0" w:oddVBand="0" w:evenVBand="0" w:oddHBand="1" w:evenHBand="0" w:firstRowFirstColumn="0" w:firstRowLastColumn="0" w:lastRowFirstColumn="0" w:lastRowLastColumn="0"/>
-              <w:rPr>
-                <w:rFonts w:eastAsia="SimSun"/>
-                <w:sz w:val="16"/>
-                <w:szCs w:val="16"/>
-                <w:lang w:eastAsia="zh-CN"/>
-              </w:rPr>
-            </w:pPr>
-            <w:r>
-              <w:rPr>
-                <w:rFonts w:eastAsia="SimSun"/>
-                <w:sz w:val="16"/>
-                <w:szCs w:val="16"/>
-                <w:lang w:eastAsia="zh-CN"/>
-              </w:rPr>
-              <w:t xml:space="preserve">6] </w:t>
-            </w:r>
-            <w:r>
-              <w:rPr>
-                <w:rFonts w:eastAsia="SimSun"/>
-                <w:sz w:val="16"/>
-                <w:szCs w:val="16"/>
-                <w:lang w:eastAsia="zh-CN"/>
-              </w:rPr>
-              <w:t>Workload-FP vCenter</w:t>
+              <w:t>6] Workload-FP vCenter</w:t>
             </w:r>
           </w:p>
         </w:tc>
@@ -7569,34 +7433,16 @@
                 <w:szCs w:val="16"/>
                 <w:lang w:eastAsia="zh-CN"/>
               </w:rPr>
-              <w:t>virtual infrastructure</w:t>
+              <w:t xml:space="preserve">virtual infrastructure </w:t>
             </w:r>
             <w:r>
               <w:rPr>
                 <w:rFonts w:eastAsia="SimSun"/>
                 <w:sz w:val="16"/>
                 <w:szCs w:val="16"/>
-                <w:lang w:eastAsia="zh-CN"/>
-              </w:rPr>
-              <w:t xml:space="preserve"> </w:t>
-            </w:r>
-            <w:r>
-              <w:rPr>
-                <w:rFonts w:eastAsia="SimSun"/>
-                <w:sz w:val="16"/>
-                <w:szCs w:val="16"/>
                 <w:lang w:val="en-US" w:eastAsia="zh-CN"/>
               </w:rPr>
-              <w:t>deployments</w:t>
-            </w:r>
-            <w:r>
-              <w:rPr>
-                <w:rFonts w:eastAsia="SimSun"/>
-                <w:sz w:val="16"/>
-                <w:szCs w:val="16"/>
-                <w:lang w:val="en-US" w:eastAsia="zh-CN"/>
-              </w:rPr>
-              <w:t>.</w:t>
+              <w:t>deployments.</w:t>
             </w:r>
           </w:p>
         </w:tc>
@@ -10006,25 +9852,7 @@
                 <w:sz w:val="13"/>
                 <w:szCs w:val="13"/>
               </w:rPr>
-              <w:t>2</w:t>
-            </w:r>
-            <w:r>
-              <w:rPr>
-                <w:rStyle w:val="ui-provider"/>
-                <w:rFonts w:asciiTheme="majorHAnsi" w:hAnsiTheme="majorHAnsi"/>
-                <w:sz w:val="13"/>
-                <w:szCs w:val="13"/>
-              </w:rPr>
-              <w:t>3</w:t>
-            </w:r>
-            <w:r>
-              <w:rPr>
-                <w:rStyle w:val="ui-provider"/>
-                <w:rFonts w:asciiTheme="majorHAnsi" w:hAnsiTheme="majorHAnsi"/>
-                <w:sz w:val="13"/>
-                <w:szCs w:val="13"/>
-              </w:rPr>
-              <w:t xml:space="preserve"> August 2026</w:t>
+              <w:t>23 August 2026</w:t>
             </w:r>
           </w:p>
         </w:tc>
@@ -10050,25 +9878,7 @@
                 <w:sz w:val="13"/>
                 <w:szCs w:val="13"/>
               </w:rPr>
-              <w:t>2</w:t>
-            </w:r>
-            <w:r>
-              <w:rPr>
-                <w:rStyle w:val="ui-provider"/>
-                <w:rFonts w:asciiTheme="majorHAnsi" w:hAnsiTheme="majorHAnsi"/>
-                <w:sz w:val="13"/>
-                <w:szCs w:val="13"/>
-              </w:rPr>
-              <w:t>3</w:t>
-            </w:r>
-            <w:r>
-              <w:rPr>
-                <w:rStyle w:val="ui-provider"/>
-                <w:rFonts w:asciiTheme="majorHAnsi" w:hAnsiTheme="majorHAnsi"/>
-                <w:sz w:val="13"/>
-                <w:szCs w:val="13"/>
-              </w:rPr>
-              <w:t xml:space="preserve"> August 2026</w:t>
+              <w:t>23 August 2026</w:t>
             </w:r>
           </w:p>
         </w:tc>
@@ -10205,17 +10015,7 @@
                 <w:sz w:val="13"/>
                 <w:szCs w:val="13"/>
               </w:rPr>
-              <w:t>ITSSOC-14</w:t>
-            </w:r>
-            <w:r>
-              <w:rPr>
-                <w:rFonts w:asciiTheme="majorHAnsi" w:hAnsiTheme="majorHAnsi"/>
-                <w:b w:val="0"/>
-                <w:bCs w:val="0"/>
-                <w:sz w:val="13"/>
-                <w:szCs w:val="13"/>
-              </w:rPr>
-              <w:t>057</w:t>
+              <w:t>ITSSOC-14057</w:t>
             </w:r>
           </w:p>
         </w:tc>
@@ -10717,27 +10517,7 @@
                 <w:sz w:val="13"/>
                 <w:szCs w:val="13"/>
               </w:rPr>
-              <w:t>I</w:t>
-            </w:r>
-            <w:r>
-              <w:rPr>
-                <w:rFonts w:asciiTheme="majorHAnsi" w:hAnsiTheme="majorHAnsi"/>
-                <w:b w:val="0"/>
-                <w:bCs w:val="0"/>
-                <w:sz w:val="13"/>
-                <w:szCs w:val="13"/>
-              </w:rPr>
-              <w:t>TSSOC-140</w:t>
-            </w:r>
-            <w:r>
-              <w:rPr>
-                <w:rFonts w:asciiTheme="majorHAnsi" w:hAnsiTheme="majorHAnsi"/>
-                <w:b w:val="0"/>
-                <w:bCs w:val="0"/>
-                <w:sz w:val="13"/>
-                <w:szCs w:val="13"/>
-              </w:rPr>
-              <w:t>19</w:t>
+              <w:t>ITSSOC-14019</w:t>
             </w:r>
           </w:p>
         </w:tc>
@@ -15291,18 +15071,20 @@
         <w:tblLook w:val="04A0" w:firstRow="1" w:lastRow="0" w:firstColumn="1" w:lastColumn="0" w:noHBand="0" w:noVBand="1"/>
       </w:tblPr>
       <w:tblGrid>
-        <w:gridCol w:w="5240"/>
-        <w:gridCol w:w="7088"/>
+        <w:gridCol w:w="3406"/>
+        <w:gridCol w:w="1615"/>
+        <w:gridCol w:w="1615"/>
+        <w:gridCol w:w="5882"/>
       </w:tblGrid>
       <w:tr>
         <w:trPr>
           <w:cnfStyle w:val="100000000000" w:firstRow="1" w:lastRow="0" w:firstColumn="0" w:lastColumn="0" w:oddVBand="0" w:evenVBand="0" w:oddHBand="0" w:evenHBand="0" w:firstRowFirstColumn="0" w:firstRowLastColumn="0" w:lastRowFirstColumn="0" w:lastRowLastColumn="0"/>
-          <w:trHeight w:val="327"/>
+          <w:trHeight w:val="858"/>
         </w:trPr>
         <w:tc>
           <w:tcPr>
             <w:cnfStyle w:val="001000000000" w:firstRow="0" w:lastRow="0" w:firstColumn="1" w:lastColumn="0" w:oddVBand="0" w:evenVBand="0" w:oddHBand="0" w:evenHBand="0" w:firstRowFirstColumn="0" w:firstRowLastColumn="0" w:lastRowFirstColumn="0" w:lastRowLastColumn="0"/>
-            <w:tcW w:w="5240" w:type="dxa"/>
+            <w:tcW w:w="3406" w:type="dxa"/>
             <w:vAlign w:val="center"/>
           </w:tcPr>
           <w:p>
@@ -15311,16 +15093,22 @@
               <w:jc w:val="center"/>
               <w:rPr>
                 <w:rFonts w:asciiTheme="majorHAnsi" w:hAnsiTheme="majorHAnsi"/>
-              </w:rPr>
-            </w:pPr>
-            <w:r>
+                <w:sz w:val="18"/>
+                <w:szCs w:val="18"/>
+              </w:rPr>
+            </w:pPr>
+            <w:r>
+              <w:rPr>
+                <w:sz w:val="18"/>
+                <w:szCs w:val="18"/>
+              </w:rPr>
               <w:t>Threat Intelligence</w:t>
             </w:r>
           </w:p>
         </w:tc>
         <w:tc>
           <w:tcPr>
-            <w:tcW w:w="7088" w:type="dxa"/>
+            <w:tcW w:w="1615" w:type="dxa"/>
             <w:vAlign w:val="center"/>
           </w:tcPr>
           <w:p>
@@ -15329,10 +15117,64 @@
               <w:jc w:val="center"/>
               <w:cnfStyle w:val="100000000000" w:firstRow="1" w:lastRow="0" w:firstColumn="0" w:lastColumn="0" w:oddVBand="0" w:evenVBand="0" w:oddHBand="0" w:evenHBand="0" w:firstRowFirstColumn="0" w:firstRowLastColumn="0" w:lastRowFirstColumn="0" w:lastRowLastColumn="0"/>
               <w:rPr>
-                <w:rFonts w:asciiTheme="majorHAnsi" w:hAnsiTheme="majorHAnsi"/>
-              </w:rPr>
-            </w:pPr>
-            <w:r>
+                <w:sz w:val="18"/>
+                <w:szCs w:val="18"/>
+              </w:rPr>
+            </w:pPr>
+            <w:r>
+              <w:rPr>
+                <w:sz w:val="18"/>
+                <w:szCs w:val="18"/>
+              </w:rPr>
+              <w:t>Confirm Affected HKMA</w:t>
+            </w:r>
+          </w:p>
+        </w:tc>
+        <w:tc>
+          <w:tcPr>
+            <w:tcW w:w="1615" w:type="dxa"/>
+            <w:vAlign w:val="center"/>
+          </w:tcPr>
+          <w:p>
+            <w:pPr>
+              <w:pStyle w:val="BodyText"/>
+              <w:jc w:val="center"/>
+              <w:cnfStyle w:val="100000000000" w:firstRow="1" w:lastRow="0" w:firstColumn="0" w:lastColumn="0" w:oddVBand="0" w:evenVBand="0" w:oddHBand="0" w:evenHBand="0" w:firstRowFirstColumn="0" w:firstRowLastColumn="0" w:lastRowFirstColumn="0" w:lastRowLastColumn="0"/>
+              <w:rPr>
+                <w:sz w:val="18"/>
+                <w:szCs w:val="18"/>
+              </w:rPr>
+            </w:pPr>
+            <w:r>
+              <w:rPr>
+                <w:sz w:val="18"/>
+                <w:szCs w:val="18"/>
+              </w:rPr>
+              <w:t>Remediation Completed by HKMA</w:t>
+            </w:r>
+          </w:p>
+        </w:tc>
+        <w:tc>
+          <w:tcPr>
+            <w:tcW w:w="5882" w:type="dxa"/>
+            <w:vAlign w:val="center"/>
+          </w:tcPr>
+          <w:p>
+            <w:pPr>
+              <w:pStyle w:val="BodyText"/>
+              <w:jc w:val="center"/>
+              <w:cnfStyle w:val="100000000000" w:firstRow="1" w:lastRow="0" w:firstColumn="0" w:lastColumn="0" w:oddVBand="0" w:evenVBand="0" w:oddHBand="0" w:evenHBand="0" w:firstRowFirstColumn="0" w:firstRowLastColumn="0" w:lastRowFirstColumn="0" w:lastRowLastColumn="0"/>
+              <w:rPr>
+                <w:rFonts w:asciiTheme="majorHAnsi" w:hAnsiTheme="majorHAnsi"/>
+                <w:sz w:val="18"/>
+                <w:szCs w:val="18"/>
+              </w:rPr>
+            </w:pPr>
+            <w:r>
+              <w:rPr>
+                <w:sz w:val="18"/>
+                <w:szCs w:val="18"/>
+              </w:rPr>
               <w:t>SOC Recommendation/Actionable Item</w:t>
             </w:r>
           </w:p>
@@ -15346,7 +15188,7 @@
         <w:tc>
           <w:tcPr>
             <w:cnfStyle w:val="001000000000" w:firstRow="0" w:lastRow="0" w:firstColumn="1" w:lastColumn="0" w:oddVBand="0" w:evenVBand="0" w:oddHBand="0" w:evenHBand="0" w:firstRowFirstColumn="0" w:firstRowLastColumn="0" w:lastRowFirstColumn="0" w:lastRowLastColumn="0"/>
-            <w:tcW w:w="5240" w:type="dxa"/>
+            <w:tcW w:w="3406" w:type="dxa"/>
             <w:vAlign w:val="center"/>
           </w:tcPr>
           <w:p>
@@ -15381,7 +15223,39 @@
         </w:tc>
         <w:tc>
           <w:tcPr>
-            <w:tcW w:w="7088" w:type="dxa"/>
+            <w:tcW w:w="1615" w:type="dxa"/>
+            <w:vAlign w:val="center"/>
+          </w:tcPr>
+          <w:p>
+            <w:pPr>
+              <w:pStyle w:val="BodyText"/>
+              <w:jc w:val="center"/>
+              <w:cnfStyle w:val="000000100000" w:firstRow="0" w:lastRow="0" w:firstColumn="0" w:lastColumn="0" w:oddVBand="0" w:evenVBand="0" w:oddHBand="1" w:evenHBand="0" w:firstRowFirstColumn="0" w:firstRowLastColumn="0" w:lastRowFirstColumn="0" w:lastRowLastColumn="0"/>
+            </w:pPr>
+            <w:r>
+              <w:t>No</w:t>
+            </w:r>
+          </w:p>
+        </w:tc>
+        <w:tc>
+          <w:tcPr>
+            <w:tcW w:w="1615" w:type="dxa"/>
+            <w:vAlign w:val="center"/>
+          </w:tcPr>
+          <w:p>
+            <w:pPr>
+              <w:pStyle w:val="BodyText"/>
+              <w:jc w:val="center"/>
+              <w:cnfStyle w:val="000000100000" w:firstRow="0" w:lastRow="0" w:firstColumn="0" w:lastColumn="0" w:oddVBand="0" w:evenVBand="0" w:oddHBand="1" w:evenHBand="0" w:firstRowFirstColumn="0" w:firstRowLastColumn="0" w:lastRowFirstColumn="0" w:lastRowLastColumn="0"/>
+            </w:pPr>
+            <w:r>
+              <w:t>Not Applicable</w:t>
+            </w:r>
+          </w:p>
+        </w:tc>
+        <w:tc>
+          <w:tcPr>
+            <w:tcW w:w="5882" w:type="dxa"/>
             <w:vAlign w:val="center"/>
           </w:tcPr>
           <w:p>
@@ -15477,7 +15351,7 @@
         <w:tc>
           <w:tcPr>
             <w:cnfStyle w:val="001000000000" w:firstRow="0" w:lastRow="0" w:firstColumn="1" w:lastColumn="0" w:oddVBand="0" w:evenVBand="0" w:oddHBand="0" w:evenHBand="0" w:firstRowFirstColumn="0" w:firstRowLastColumn="0" w:lastRowFirstColumn="0" w:lastRowLastColumn="0"/>
-            <w:tcW w:w="5240" w:type="dxa"/>
+            <w:tcW w:w="3406" w:type="dxa"/>
             <w:vAlign w:val="center"/>
           </w:tcPr>
           <w:p>
@@ -15508,7 +15382,55 @@
         </w:tc>
         <w:tc>
           <w:tcPr>
-            <w:tcW w:w="7088" w:type="dxa"/>
+            <w:tcW w:w="1615" w:type="dxa"/>
+            <w:vAlign w:val="center"/>
+          </w:tcPr>
+          <w:p>
+            <w:pPr>
+              <w:pStyle w:val="BodyText"/>
+              <w:jc w:val="center"/>
+              <w:cnfStyle w:val="000000000000" w:firstRow="0" w:lastRow="0" w:firstColumn="0" w:lastColumn="0" w:oddVBand="0" w:evenVBand="0" w:oddHBand="0" w:evenHBand="0" w:firstRowFirstColumn="0" w:firstRowLastColumn="0" w:lastRowFirstColumn="0" w:lastRowLastColumn="0"/>
+              <w:rPr>
+                <w:rFonts w:asciiTheme="majorHAnsi" w:hAnsiTheme="majorHAnsi"/>
+                <w:lang w:eastAsia="zh-TW"/>
+              </w:rPr>
+            </w:pPr>
+            <w:r>
+              <w:rPr>
+                <w:rFonts w:asciiTheme="majorHAnsi" w:hAnsiTheme="majorHAnsi"/>
+                <w:lang w:eastAsia="zh-TW"/>
+              </w:rPr>
+              <w:t>Yes</w:t>
+            </w:r>
+          </w:p>
+        </w:tc>
+        <w:tc>
+          <w:tcPr>
+            <w:tcW w:w="1615" w:type="dxa"/>
+            <w:vAlign w:val="center"/>
+          </w:tcPr>
+          <w:p>
+            <w:pPr>
+              <w:pStyle w:val="BodyText"/>
+              <w:jc w:val="center"/>
+              <w:cnfStyle w:val="000000000000" w:firstRow="0" w:lastRow="0" w:firstColumn="0" w:lastColumn="0" w:oddVBand="0" w:evenVBand="0" w:oddHBand="0" w:evenHBand="0" w:firstRowFirstColumn="0" w:firstRowLastColumn="0" w:lastRowFirstColumn="0" w:lastRowLastColumn="0"/>
+              <w:rPr>
+                <w:rFonts w:asciiTheme="majorHAnsi" w:hAnsiTheme="majorHAnsi"/>
+                <w:lang w:eastAsia="zh-TW"/>
+              </w:rPr>
+            </w:pPr>
+            <w:r>
+              <w:rPr>
+                <w:rFonts w:asciiTheme="majorHAnsi" w:hAnsiTheme="majorHAnsi"/>
+                <w:lang w:eastAsia="zh-TW"/>
+              </w:rPr>
+              <w:t>Yes</w:t>
+            </w:r>
+          </w:p>
+        </w:tc>
+        <w:tc>
+          <w:tcPr>
+            <w:tcW w:w="5882" w:type="dxa"/>
             <w:vAlign w:val="center"/>
           </w:tcPr>
           <w:p>
@@ -15734,7 +15656,6 @@
         </w:rPr>
       </w:pPr>
       <w:r>
-        <w:lastRenderedPageBreak/>
         <w:t xml:space="preserve"> </w:t>
       </w:r>
       <w:proofErr w:type="spellStart"/>
@@ -15826,25 +15747,7 @@
         <w:rPr>
           <w:bCs/>
         </w:rPr>
-        <w:t xml:space="preserve"> Ransomware-as-a-Service (RaaS) group has listed six (6) Hong Kong-based victims on their dedicated leak site</w:t>
-      </w:r>
-      <w:r>
-        <w:rPr>
-          <w:bCs/>
-        </w:rPr>
-        <w:t xml:space="preserve">, highlighting </w:t>
-      </w:r>
-      <w:r>
-        <w:rPr>
-          <w:bCs/>
-        </w:rPr>
-        <w:t>their emergence as a relevant and active threat</w:t>
-      </w:r>
-      <w:r>
-        <w:rPr>
-          <w:bCs/>
-        </w:rPr>
-        <w:t>.</w:t>
+        <w:t xml:space="preserve"> Ransomware-as-a-Service (RaaS) group has listed six (6) Hong Kong-based victims on their dedicated leak site, highlighting their emergence as a relevant and active threat.</w:t>
       </w:r>
     </w:p>
     <w:p>
@@ -16176,7 +16079,6 @@
     </w:p>
     <w:p>
       <w:pPr>
-        <w:cnfStyle w:val="000000100000" w:firstRow="0" w:lastRow="0" w:firstColumn="0" w:lastColumn="0" w:oddVBand="0" w:evenVBand="0" w:oddHBand="1" w:evenHBand="0" w:firstRowFirstColumn="0" w:firstRowLastColumn="0" w:lastRowFirstColumn="0" w:lastRowLastColumn="0"/>
         <w:rPr>
           <w:bCs/>
         </w:rPr>
@@ -40899,6 +40801,25 @@
 </file>
 
 <file path=customXml/item1.xml><?xml version="1.0" encoding="utf-8"?>
+<p:properties xmlns:p="http://schemas.microsoft.com/office/2006/metadata/properties" xmlns:xsi="http://www.w3.org/2001/XMLSchema-instance" xmlns:pc="http://schemas.microsoft.com/office/infopath/2007/PartnerControls">
+  <documentManagement/>
+</p:properties>
+</file>
+
+<file path=customXml/item2.xml><?xml version="1.0" encoding="utf-8"?>
+<b:Sources xmlns:b="http://schemas.openxmlformats.org/officeDocument/2006/bibliography" xmlns="http://schemas.openxmlformats.org/officeDocument/2006/bibliography" SelectedStyle="\APA.XSL" StyleName="APA"/>
+</file>
+
+<file path=customXml/item3.xml><?xml version="1.0" encoding="utf-8"?>
+<?mso-contentType ?>
+<FormTemplates xmlns="http://schemas.microsoft.com/sharepoint/v3/contenttype/forms">
+  <Display>DocumentLibraryForm</Display>
+  <Edit>DocumentLibraryForm</Edit>
+  <New>DocumentLibraryForm</New>
+</FormTemplates>
+</file>
+
+<file path=customXml/item4.xml><?xml version="1.0" encoding="utf-8"?>
 <ct:contentTypeSchema xmlns:ct="http://schemas.microsoft.com/office/2006/metadata/contentType" xmlns:ma="http://schemas.microsoft.com/office/2006/metadata/properties/metaAttributes" ct:_="" ma:_="" ma:contentTypeName="文档" ma:contentTypeID="0x0101000DC420E24042A44EBEF05E6F42F05BB1" ma:contentTypeVersion="2" ma:contentTypeDescription="新建文档。" ma:contentTypeScope="" ma:versionID="367dfb98b137ce89c9958f9fa5880654">
   <xsd:schema xmlns:xsd="http://www.w3.org/2001/XMLSchema" xmlns:xs="http://www.w3.org/2001/XMLSchema" xmlns:p="http://schemas.microsoft.com/office/2006/metadata/properties" xmlns:ns2="2b996e60-7c0d-4a17-89a4-2b0c5a00aeca" targetNamespace="http://schemas.microsoft.com/office/2006/metadata/properties" ma:root="true" ma:fieldsID="c462838d161865bb8fd159388727b9ad" ns2:_="">
     <xsd:import namespace="2b996e60-7c0d-4a17-89a4-2b0c5a00aeca"/>
@@ -41046,26 +40967,32 @@
 </ct:contentTypeSchema>
 </file>
 
-<file path=customXml/item2.xml><?xml version="1.0" encoding="utf-8"?>
-<?mso-contentType ?>
-<FormTemplates xmlns="http://schemas.microsoft.com/sharepoint/v3/contenttype/forms">
-  <Display>DocumentLibraryForm</Display>
-  <Edit>DocumentLibraryForm</Edit>
-  <New>DocumentLibraryForm</New>
-</FormTemplates>
+<file path=customXml/itemProps1.xml><?xml version="1.0" encoding="utf-8"?>
+<ds:datastoreItem xmlns:ds="http://schemas.openxmlformats.org/officeDocument/2006/customXml" ds:itemID="{202C4831-5739-4F9F-881A-73C9098D1C49}">
+  <ds:schemaRefs>
+    <ds:schemaRef ds:uri="http://schemas.microsoft.com/office/2006/metadata/properties"/>
+    <ds:schemaRef ds:uri="http://schemas.microsoft.com/office/infopath/2007/PartnerControls"/>
+  </ds:schemaRefs>
+</ds:datastoreItem>
 </file>
 
-<file path=customXml/item3.xml><?xml version="1.0" encoding="utf-8"?>
-<b:Sources xmlns:b="http://schemas.openxmlformats.org/officeDocument/2006/bibliography" xmlns="http://schemas.openxmlformats.org/officeDocument/2006/bibliography" SelectedStyle="\APA.XSL" StyleName="APA"/>
+<file path=customXml/itemProps2.xml><?xml version="1.0" encoding="utf-8"?>
+<ds:datastoreItem xmlns:ds="http://schemas.openxmlformats.org/officeDocument/2006/customXml" ds:itemID="{ED1CC6F3-F228-4E54-831E-A5591742D215}">
+  <ds:schemaRefs>
+    <ds:schemaRef ds:uri="http://schemas.openxmlformats.org/officeDocument/2006/bibliography"/>
+  </ds:schemaRefs>
+</ds:datastoreItem>
 </file>
 
-<file path=customXml/item4.xml><?xml version="1.0" encoding="utf-8"?>
-<p:properties xmlns:p="http://schemas.microsoft.com/office/2006/metadata/properties" xmlns:xsi="http://www.w3.org/2001/XMLSchema-instance" xmlns:pc="http://schemas.microsoft.com/office/infopath/2007/PartnerControls">
-  <documentManagement/>
-</p:properties>
+<file path=customXml/itemProps3.xml><?xml version="1.0" encoding="utf-8"?>
+<ds:datastoreItem xmlns:ds="http://schemas.openxmlformats.org/officeDocument/2006/customXml" ds:itemID="{D5CE193C-E185-4FD1-933A-C67786F29213}">
+  <ds:schemaRefs>
+    <ds:schemaRef ds:uri="http://schemas.microsoft.com/sharepoint/v3/contenttype/forms"/>
+  </ds:schemaRefs>
+</ds:datastoreItem>
 </file>
 
-<file path=customXml/itemProps1.xml><?xml version="1.0" encoding="utf-8"?>
+<file path=customXml/itemProps4.xml><?xml version="1.0" encoding="utf-8"?>
 <ds:datastoreItem xmlns:ds="http://schemas.openxmlformats.org/officeDocument/2006/customXml" ds:itemID="{6F00CD33-D389-44C9-A0F4-2CE646B2280D}">
   <ds:schemaRefs>
     <ds:schemaRef ds:uri="http://schemas.microsoft.com/office/2006/metadata/contentType"/>
@@ -41081,29 +41008,4 @@
     <ds:schemaRef ds:uri="http://schemas.microsoft.com/internal/obd"/>
   </ds:schemaRefs>
 </ds:datastoreItem>
-</file>
-
-<file path=customXml/itemProps2.xml><?xml version="1.0" encoding="utf-8"?>
-<ds:datastoreItem xmlns:ds="http://schemas.openxmlformats.org/officeDocument/2006/customXml" ds:itemID="{D5CE193C-E185-4FD1-933A-C67786F29213}">
-  <ds:schemaRefs>
-    <ds:schemaRef ds:uri="http://schemas.microsoft.com/sharepoint/v3/contenttype/forms"/>
-  </ds:schemaRefs>
-</ds:datastoreItem>
-</file>
-
-<file path=customXml/itemProps3.xml><?xml version="1.0" encoding="utf-8"?>
-<ds:datastoreItem xmlns:ds="http://schemas.openxmlformats.org/officeDocument/2006/customXml" ds:itemID="{ED1CC6F3-F228-4E54-831E-A5591742D215}">
-  <ds:schemaRefs>
-    <ds:schemaRef ds:uri="http://schemas.openxmlformats.org/officeDocument/2006/bibliography"/>
-  </ds:schemaRefs>
-</ds:datastoreItem>
-</file>
-
-<file path=customXml/itemProps4.xml><?xml version="1.0" encoding="utf-8"?>
-<ds:datastoreItem xmlns:ds="http://schemas.openxmlformats.org/officeDocument/2006/customXml" ds:itemID="{202C4831-5739-4F9F-881A-73C9098D1C49}">
-  <ds:schemaRefs>
-    <ds:schemaRef ds:uri="http://schemas.microsoft.com/office/2006/metadata/properties"/>
-    <ds:schemaRef ds:uri="http://schemas.microsoft.com/office/infopath/2007/PartnerControls"/>
-  </ds:schemaRefs>
-</ds:datastoreItem>
 </file>